--- a/CIS-11/assignments/CIS11 InClass Assignment 5 STUDENT(1).docx
+++ b/CIS-11/assignments/CIS11 InClass Assignment 5 STUDENT(1).docx
@@ -56,9 +56,6 @@
       <w:r>
         <w:rPr/>
         <w:tab/>
-      </w:r>
-      <w:r>
-        <w:rPr/>
         <w:t>The main differences between LD, LDI, LDR, and LEA is the addressing mode. Each allows programs to load data from difference place depending on the instruction.</w:t>
       </w:r>
     </w:p>
@@ -161,9 +158,6 @@
       <w:r>
         <w:rPr/>
         <w:tab/>
-      </w:r>
-      <w:r>
-        <w:rPr/>
         <w:t>LD R1, Count1. We use LD because we want the data at Count1, not the data from the location where Count1 is pointing</w:t>
       </w:r>
     </w:p>
@@ -189,9 +183,6 @@
       <w:r>
         <w:rPr/>
         <w:tab/>
-      </w:r>
-      <w:r>
-        <w:rPr/>
         <w:t>ST R2, HW. We use the store instruction because again we want to store to the location of HW, not to where it is pointing.</w:t>
       </w:r>
     </w:p>
@@ -217,9 +208,6 @@
       <w:r>
         <w:rPr/>
         <w:tab/>
-      </w:r>
-      <w:r>
-        <w:rPr/>
         <w:t>You must specify where ADR is.</w:t>
       </w:r>
     </w:p>
@@ -294,6 +282,7 @@
       </w:pPr>
       <w:r>
         <w:rPr/>
+        <w:t>Trap x25</w:t>
       </w:r>
     </w:p>
     <w:p>
@@ -333,7 +322,11 @@
       </w:pPr>
       <w:r>
         <w:rPr/>
-        <w:t>R1 = 0</w:t>
+        <w:t xml:space="preserve">R1 = 0, </w:t>
+      </w:r>
+      <w:r>
+        <w:rPr/>
+        <w:t>AND R1, R1, #0</w:t>
       </w:r>
     </w:p>
     <w:p>
@@ -347,7 +340,11 @@
       </w:pPr>
       <w:r>
         <w:rPr/>
-        <w:t>R2 = #3</w:t>
+        <w:t xml:space="preserve">R2 = #3 </w:t>
+      </w:r>
+      <w:r>
+        <w:rPr/>
+        <w:t>ADD R2, R2, #3</w:t>
       </w:r>
     </w:p>
     <w:p>
@@ -361,7 +358,11 @@
       </w:pPr>
       <w:r>
         <w:rPr/>
-        <w:t>R2 = R3</w:t>
+        <w:t xml:space="preserve">R2 = R3 </w:t>
+      </w:r>
+      <w:r>
+        <w:rPr/>
+        <w:t>ADD R2, R3, #0</w:t>
       </w:r>
     </w:p>
     <w:p>
@@ -375,7 +376,11 @@
       </w:pPr>
       <w:r>
         <w:rPr/>
-        <w:t>R4 = #9</w:t>
+        <w:t xml:space="preserve">R4 = #9 </w:t>
+      </w:r>
+      <w:r>
+        <w:rPr/>
+        <w:t>ADD R4, R4, #9</w:t>
       </w:r>
     </w:p>
     <w:p>
@@ -389,7 +394,11 @@
       </w:pPr>
       <w:r>
         <w:rPr/>
-        <w:t>R2 + R4 = R2</w:t>
+        <w:t xml:space="preserve">R2 + R4 = R2 </w:t>
+      </w:r>
+      <w:r>
+        <w:rPr/>
+        <w:t>ADD R2, R2, R4</w:t>
       </w:r>
     </w:p>
     <w:p>
@@ -403,7 +412,11 @@
       </w:pPr>
       <w:r>
         <w:rPr/>
-        <w:t>R3 + R4 = R3</w:t>
+        <w:t xml:space="preserve">R3 + R4 = R3 </w:t>
+      </w:r>
+      <w:r>
+        <w:rPr/>
+        <w:t>ADD R3, R3, R4</w:t>
       </w:r>
     </w:p>
     <w:p>
@@ -417,7 +430,112 @@
       </w:pPr>
       <w:r>
         <w:rPr/>
-        <w:t>If R2 = #12, go to R3</w:t>
+        <w:t xml:space="preserve">If R2 = #12, go to R3 </w:t>
+      </w:r>
+    </w:p>
+    <w:p>
+      <w:pPr>
+        <w:pStyle w:val="ListParagraph"/>
+        <w:numPr>
+          <w:ilvl w:val="0"/>
+          <w:numId w:val="0"/>
+        </w:numPr>
+        <w:ind w:hanging="0" w:left="1080"/>
+        <w:rPr/>
+      </w:pPr>
+      <w:r>
+        <w:rPr/>
+        <w:t>ADD R5, R5, xC</w:t>
+      </w:r>
+    </w:p>
+    <w:p>
+      <w:pPr>
+        <w:pStyle w:val="ListParagraph"/>
+        <w:numPr>
+          <w:ilvl w:val="0"/>
+          <w:numId w:val="0"/>
+        </w:numPr>
+        <w:ind w:hanging="0" w:left="1080"/>
+        <w:rPr/>
+      </w:pPr>
+      <w:r>
+        <w:rPr/>
+        <w:t>NOT R5, R5</w:t>
+      </w:r>
+    </w:p>
+    <w:p>
+      <w:pPr>
+        <w:pStyle w:val="ListParagraph"/>
+        <w:numPr>
+          <w:ilvl w:val="0"/>
+          <w:numId w:val="0"/>
+        </w:numPr>
+        <w:ind w:hanging="0" w:left="1080"/>
+        <w:rPr/>
+      </w:pPr>
+      <w:r>
+        <w:rPr/>
+        <w:t>ADD R5, x1</w:t>
+      </w:r>
+    </w:p>
+    <w:p>
+      <w:pPr>
+        <w:pStyle w:val="ListParagraph"/>
+        <w:numPr>
+          <w:ilvl w:val="0"/>
+          <w:numId w:val="0"/>
+        </w:numPr>
+        <w:ind w:hanging="0" w:left="1080"/>
+        <w:rPr/>
+      </w:pPr>
+      <w:r>
+        <w:rPr/>
+        <w:t>ADD R2, R2, R5</w:t>
+      </w:r>
+    </w:p>
+    <w:p>
+      <w:pPr>
+        <w:pStyle w:val="ListParagraph"/>
+        <w:numPr>
+          <w:ilvl w:val="0"/>
+          <w:numId w:val="0"/>
+        </w:numPr>
+        <w:ind w:hanging="0" w:left="1080"/>
+        <w:rPr/>
+      </w:pPr>
+      <w:r>
+        <w:rPr/>
+        <w:t>Brp POS</w:t>
+      </w:r>
+    </w:p>
+    <w:p>
+      <w:pPr>
+        <w:pStyle w:val="ListParagraph"/>
+        <w:numPr>
+          <w:ilvl w:val="0"/>
+          <w:numId w:val="0"/>
+        </w:numPr>
+        <w:ind w:hanging="0" w:left="1080"/>
+        <w:rPr/>
+      </w:pPr>
+      <w:r>
+        <w:rPr/>
+        <w:t>POS</w:t>
+      </w:r>
+    </w:p>
+    <w:p>
+      <w:pPr>
+        <w:pStyle w:val="ListParagraph"/>
+        <w:numPr>
+          <w:ilvl w:val="0"/>
+          <w:numId w:val="0"/>
+        </w:numPr>
+        <w:ind w:hanging="0" w:left="1080"/>
+        <w:rPr/>
+      </w:pPr>
+      <w:r>
+        <w:rPr/>
+        <w:t>JMP R2</w:t>
       </w:r>
     </w:p>
     <w:p>
@@ -441,6 +559,12 @@
       </w:pPr>
       <w:r>
         <w:rPr/>
+        <w:tab/>
+        <w:tab/>
+      </w:r>
+      <w:r>
+        <w:rPr/>
+        <w:t>HALT</w:t>
       </w:r>
     </w:p>
     <w:p>
@@ -1366,6 +1490,7 @@
     <w:qFormat/>
     <w:pPr>
       <w:widowControl/>
+      <w:suppressAutoHyphens w:val="true"/>
       <w:bidi w:val="0"/>
       <w:spacing w:lineRule="auto" w:line="259" w:before="0" w:after="160"/>
       <w:jc w:val="left"/>
